--- a/Homework02/20235842-Phạm Xuân Thịnh/SRS-Xác nhận Nhập kho thực tế.docx
+++ b/Homework02/20235842-Phạm Xuân Thịnh/SRS-Xác nhận Nhập kho thực tế.docx
@@ -102,12 +102,12 @@
           <wp:inline distB="114300" distT="114300" distL="114300" distR="114300">
             <wp:extent cx="5759775" cy="5321300"/>
             <wp:effectExtent b="0" l="0" r="0" t="0"/>
-            <wp:docPr id="1" name="image1.png"/>
+            <wp:docPr id="1" name="image2.png"/>
             <a:graphic>
               <a:graphicData uri="http://schemas.openxmlformats.org/drawingml/2006/picture">
                 <pic:pic>
                   <pic:nvPicPr>
-                    <pic:cNvPr id="0" name="image1.png"/>
+                    <pic:cNvPr id="0" name="image2.png"/>
                     <pic:cNvPicPr preferRelativeResize="0"/>
                   </pic:nvPicPr>
                   <pic:blipFill>
@@ -517,6 +517,84 @@
                 <w:szCs w:val="19"/>
                 <w:rtl w:val="0"/>
               </w:rPr>
+              <w:t xml:space="preserve">- Người dùng đã đăng nhập hệ thống</w:t>
+            </w:r>
+          </w:p>
+          <w:p>
+            <w:pPr>
+              <w:widowControl w:val="0"/>
+              <w:spacing w:after="80" w:before="80" w:lineRule="auto"/>
+              <w:jc w:val="both"/>
+              <w:rPr>
+                <w:rFonts w:ascii="Tahoma" w:cs="Tahoma" w:eastAsia="Tahoma" w:hAnsi="Tahoma"/>
+                <w:sz w:val="19"/>
+                <w:szCs w:val="19"/>
+              </w:rPr>
+            </w:pPr>
+            <w:r>
+              <w:rPr>
+                <w:rFonts w:ascii="Tahoma" w:cs="Tahoma" w:eastAsia="Tahoma" w:hAnsi="Tahoma"/>
+                <w:sz w:val="19"/>
+                <w:szCs w:val="19"/>
+                <w:rtl w:val="0"/>
+              </w:rPr>
+              <w:t xml:space="preserve">- Người dùng có vai trò </w:t>
+            </w:r>
+            <w:r>
+              <w:rPr>
+                <w:rFonts w:ascii="Roboto Mono" w:cs="Roboto Mono" w:eastAsia="Roboto Mono" w:hAnsi="Roboto Mono"/>
+                <w:sz w:val="19"/>
+                <w:szCs w:val="19"/>
+                <w:rtl w:val="0"/>
+              </w:rPr>
+              <w:t xml:space="preserve">WAREHOUSE MANAGER</w:t>
+            </w:r>
+            <w:r>
+              <w:rPr>
+                <w:rFonts w:ascii="Tahoma" w:cs="Tahoma" w:eastAsia="Tahoma" w:hAnsi="Tahoma"/>
+                <w:sz w:val="19"/>
+                <w:szCs w:val="19"/>
+                <w:rtl w:val="0"/>
+              </w:rPr>
+              <w:t xml:space="preserve"> hoặc </w:t>
+            </w:r>
+            <w:r>
+              <w:rPr>
+                <w:rFonts w:ascii="Roboto Mono" w:cs="Roboto Mono" w:eastAsia="Roboto Mono" w:hAnsi="Roboto Mono"/>
+                <w:sz w:val="19"/>
+                <w:szCs w:val="19"/>
+                <w:rtl w:val="0"/>
+              </w:rPr>
+              <w:t xml:space="preserve">ADMIN</w:t>
+            </w:r>
+            <w:r>
+              <w:rPr>
+                <w:rFonts w:ascii="Tahoma" w:cs="Tahoma" w:eastAsia="Tahoma" w:hAnsi="Tahoma"/>
+                <w:sz w:val="19"/>
+                <w:szCs w:val="19"/>
+                <w:rtl w:val="0"/>
+              </w:rPr>
+              <w:t xml:space="preserve">.</w:t>
+            </w:r>
+          </w:p>
+          <w:p>
+            <w:pPr>
+              <w:widowControl w:val="0"/>
+              <w:spacing w:after="80" w:before="80" w:lineRule="auto"/>
+              <w:jc w:val="both"/>
+              <w:rPr>
+                <w:rFonts w:ascii="Tahoma" w:cs="Tahoma" w:eastAsia="Tahoma" w:hAnsi="Tahoma"/>
+                <w:sz w:val="19"/>
+                <w:szCs w:val="19"/>
+              </w:rPr>
+            </w:pPr>
+            <w:r>
+              <w:rPr>
+                <w:rFonts w:ascii="Tahoma" w:cs="Tahoma" w:eastAsia="Tahoma" w:hAnsi="Tahoma"/>
+                <w:sz w:val="19"/>
+                <w:szCs w:val="19"/>
+                <w:rtl w:val="0"/>
+              </w:rPr>
               <w:t xml:space="preserve">- Đã có đơn hàng nhập khẩu</w:t>
             </w:r>
             <w:r>
@@ -904,40 +982,7 @@
                       <w:szCs w:val="19"/>
                       <w:rtl w:val="0"/>
                     </w:rPr>
-                    <w:t xml:space="preserve">chọn chức năng </w:t>
-                  </w:r>
-                  <w:r>
-                    <w:rPr>
-                      <w:b w:val="1"/>
-                      <w:bCs w:val="1"/>
-                      <w:sz w:val="19"/>
-                      <w:szCs w:val="19"/>
-                      <w:rtl w:val="0"/>
-                    </w:rPr>
-                    <w:t xml:space="preserve">“</w:t>
-                  </w:r>
-                  <w:r>
-                    <w:rPr>
-                      <w:sz w:val="19"/>
-                      <w:szCs w:val="19"/>
-                      <w:rtl w:val="0"/>
-                    </w:rPr>
-                    <w:t xml:space="preserve">Xác nhận nhập kho</w:t>
-                  </w:r>
-                  <w:r>
-                    <w:rPr>
-                      <w:b w:val="1"/>
-                      <w:bCs w:val="1"/>
-                      <w:sz w:val="19"/>
-                      <w:szCs w:val="19"/>
-                      <w:rtl w:val="0"/>
-                    </w:rPr>
-                    <w:t xml:space="preserve">”</w:t>
-                  </w:r>
-                  <w:r>
-                    <w:rPr>
-                      <w:rtl w:val="0"/>
-                    </w:rPr>
+                    <w:t xml:space="preserve">Chọn chức năng quản lý đơn hàng nhập khẩu. </w:t>
                   </w:r>
                 </w:p>
               </w:tc>
@@ -1175,7 +1220,7 @@
                       <w:szCs w:val="19"/>
                       <w:rtl w:val="0"/>
                     </w:rPr>
-                    <w:t xml:space="preserve">hiển thị bảng đối chiếu*</w:t>
+                    <w:t xml:space="preserve">Hiển thị thông tin đơn hàng và danh sách mặt hàng. </w:t>
                   </w:r>
                 </w:p>
               </w:tc>
@@ -1231,6 +1276,22 @@
                     <w:t xml:space="preserve">Bộ phận quản lý kho</w:t>
                   </w:r>
                 </w:p>
+                <w:p>
+                  <w:pPr>
+                    <w:widowControl w:val="0"/>
+                    <w:spacing w:after="40" w:lineRule="auto"/>
+                    <w:ind w:left="105" w:firstLine="0"/>
+                    <w:rPr>
+                      <w:sz w:val="19"/>
+                      <w:szCs w:val="19"/>
+                    </w:rPr>
+                  </w:pPr>
+                  <w:r>
+                    <w:rPr>
+                      <w:rtl w:val="0"/>
+                    </w:rPr>
+                  </w:r>
+                </w:p>
               </w:tc>
               <w:tc>
                 <w:tcPr>
@@ -1254,7 +1315,7 @@
                       <w:szCs w:val="19"/>
                       <w:rtl w:val="0"/>
                     </w:rPr>
-                    <w:t xml:space="preserve">nhập số lượng thực tế nhận được cho từng mặt hàng</w:t>
+                    <w:t xml:space="preserve">Nhập ngày thực tế nhận hàng, số lượng thực nhận cho từng mặt hàng và ghi chú thiếu hàng (nếu có). </w:t>
                   </w:r>
                 </w:p>
               </w:tc>
@@ -1307,7 +1368,7 @@
                       <w:szCs w:val="19"/>
                       <w:rtl w:val="0"/>
                     </w:rPr>
-                    <w:t xml:space="preserve">Hệ thống</w:t>
+                    <w:t xml:space="preserve">Bộ phận quản lý kho</w:t>
                   </w:r>
                 </w:p>
               </w:tc>
@@ -1333,7 +1394,7 @@
                       <w:szCs w:val="19"/>
                       <w:rtl w:val="0"/>
                     </w:rPr>
-                    <w:t xml:space="preserve">tự động so sánh kỳ vọng và thực tế</w:t>
+                    <w:t xml:space="preserve">Chọn "Gửi báo cáo kiểm hàng" </w:t>
                   </w:r>
                 </w:p>
               </w:tc>
@@ -1386,7 +1447,7 @@
                       <w:szCs w:val="19"/>
                       <w:rtl w:val="0"/>
                     </w:rPr>
-                    <w:t xml:space="preserve">Bộ phận quản lý kho</w:t>
+                    <w:t xml:space="preserve">Hệ thống</w:t>
                   </w:r>
                 </w:p>
               </w:tc>
@@ -1412,7 +1473,87 @@
                       <w:szCs w:val="19"/>
                       <w:rtl w:val="0"/>
                     </w:rPr>
-                    <w:t xml:space="preserve">xác nhận hoàn tất nhập liệu</w:t>
+                    <w:t xml:space="preserve">Kiểm tra tính hợp lệ của dữ liệu. </w:t>
+                  </w:r>
+                </w:p>
+              </w:tc>
+            </w:tr>
+            <w:tr>
+              <w:trPr>
+                <w:cantSplit w:val="0"/>
+                <w:trHeight w:val="500.49804687499994" w:hRule="atLeast"/>
+                <w:tblHeader w:val="0"/>
+              </w:trPr>
+              <w:tc>
+                <w:tcPr/>
+                <w:p>
+                  <w:pPr>
+                    <w:spacing w:before="120" w:lineRule="auto"/>
+                    <w:jc w:val="left"/>
+                    <w:rPr>
+                      <w:sz w:val="19"/>
+                      <w:szCs w:val="19"/>
+                    </w:rPr>
+                  </w:pPr>
+                  <w:r>
+                    <w:rPr>
+                      <w:sz w:val="19"/>
+                      <w:szCs w:val="19"/>
+                      <w:rtl w:val="0"/>
+                    </w:rPr>
+                    <w:t xml:space="preserve">8.</w:t>
+                  </w:r>
+                </w:p>
+              </w:tc>
+              <w:tc>
+                <w:tcPr>
+                  <w:tcBorders>
+                    <w:right w:color="000000" w:space="0" w:sz="0" w:val="nil"/>
+                  </w:tcBorders>
+                </w:tcPr>
+                <w:p>
+                  <w:pPr>
+                    <w:widowControl w:val="0"/>
+                    <w:spacing w:after="40" w:lineRule="auto"/>
+                    <w:ind w:left="105" w:firstLine="0"/>
+                    <w:rPr>
+                      <w:sz w:val="19"/>
+                      <w:szCs w:val="19"/>
+                    </w:rPr>
+                  </w:pPr>
+                  <w:r>
+                    <w:rPr>
+                      <w:sz w:val="19"/>
+                      <w:szCs w:val="19"/>
+                      <w:rtl w:val="0"/>
+                    </w:rPr>
+                    <w:t xml:space="preserve">Hệ thống</w:t>
+                  </w:r>
+                </w:p>
+              </w:tc>
+              <w:tc>
+                <w:tcPr>
+                  <w:tcBorders>
+                    <w:left w:color="000000" w:space="0" w:sz="0" w:val="nil"/>
+                  </w:tcBorders>
+                </w:tcPr>
+                <w:p>
+                  <w:pPr>
+                    <w:widowControl w:val="0"/>
+                    <w:spacing w:after="40" w:lineRule="auto"/>
+                    <w:ind w:left="105" w:firstLine="0"/>
+                    <w:rPr>
+                      <w:sz w:val="19"/>
+                      <w:szCs w:val="19"/>
+                    </w:rPr>
+                  </w:pPr>
+                  <w:r>
+                    <w:rPr>
+                      <w:sz w:val="19"/>
+                      <w:szCs w:val="19"/>
+                      <w:rtl w:val="0"/>
+                    </w:rPr>
+                    <w:t xml:space="preserve">Cập nhật số lượng thực nhận và ghi chú cho từng mặt hàng. </w:t>
                   </w:r>
                 </w:p>
               </w:tc>
@@ -1439,7 +1580,7 @@
                       <w:szCs w:val="19"/>
                       <w:rtl w:val="0"/>
                     </w:rPr>
-                    <w:t xml:space="preserve">8.</w:t>
+                    <w:t xml:space="preserve">9.</w:t>
                   </w:r>
                 </w:p>
               </w:tc>
@@ -1491,7 +1632,7 @@
                       <w:szCs w:val="19"/>
                       <w:rtl w:val="0"/>
                     </w:rPr>
-                    <w:t xml:space="preserve">kiểm tra dữ liệu</w:t>
+                    <w:t xml:space="preserve">Xác định trạng thái đơn hàng dựa trên số lượng thực nhận. </w:t>
                   </w:r>
                 </w:p>
               </w:tc>
@@ -1519,7 +1660,7 @@
                       <w:szCs w:val="19"/>
                       <w:rtl w:val="0"/>
                     </w:rPr>
-                    <w:t xml:space="preserve">9.</w:t>
+                    <w:t xml:space="preserve">10.</w:t>
                   </w:r>
                 </w:p>
               </w:tc>
@@ -1545,7 +1686,7 @@
                       <w:szCs w:val="19"/>
                       <w:rtl w:val="0"/>
                     </w:rPr>
-                    <w:t xml:space="preserve">Bộ phận quản lý kho</w:t>
+                    <w:t xml:space="preserve">Hệ thống</w:t>
                   </w:r>
                 </w:p>
               </w:tc>
@@ -1571,7 +1712,7 @@
                       <w:szCs w:val="19"/>
                       <w:rtl w:val="0"/>
                     </w:rPr>
-                    <w:t xml:space="preserve">chọn  “Xác nhận nhập kho”</w:t>
+                    <w:t xml:space="preserve">Cập nhật trạng thái đơn hàng và ngày thực tế nhận hàng </w:t>
                   </w:r>
                 </w:p>
               </w:tc>
@@ -1599,7 +1740,7 @@
                       <w:szCs w:val="19"/>
                       <w:rtl w:val="0"/>
                     </w:rPr>
-                    <w:t xml:space="preserve">10.</w:t>
+                    <w:t xml:space="preserve">11.</w:t>
                   </w:r>
                 </w:p>
               </w:tc>
@@ -1651,87 +1792,7 @@
                       <w:szCs w:val="19"/>
                       <w:rtl w:val="0"/>
                     </w:rPr>
-                    <w:t xml:space="preserve">Lưu thông tin</w:t>
-                  </w:r>
-                </w:p>
-              </w:tc>
-            </w:tr>
-            <w:tr>
-              <w:trPr>
-                <w:cantSplit w:val="0"/>
-                <w:tblHeader w:val="0"/>
-              </w:trPr>
-              <w:tc>
-                <w:tcPr/>
-                <w:p>
-                  <w:pPr>
-                    <w:spacing w:before="120" w:lineRule="auto"/>
-                    <w:ind w:left="0" w:firstLine="0"/>
-                    <w:jc w:val="left"/>
-                    <w:rPr>
-                      <w:sz w:val="19"/>
-                      <w:szCs w:val="19"/>
-                    </w:rPr>
-                  </w:pPr>
-                  <w:r>
-                    <w:rPr>
-                      <w:sz w:val="19"/>
-                      <w:szCs w:val="19"/>
-                      <w:rtl w:val="0"/>
-                    </w:rPr>
-                    <w:t xml:space="preserve">11.</w:t>
-                  </w:r>
-                </w:p>
-              </w:tc>
-              <w:tc>
-                <w:tcPr>
-                  <w:tcBorders>
-                    <w:right w:color="000000" w:space="0" w:sz="0" w:val="nil"/>
-                  </w:tcBorders>
-                </w:tcPr>
-                <w:p>
-                  <w:pPr>
-                    <w:widowControl w:val="0"/>
-                    <w:spacing w:after="40" w:lineRule="auto"/>
-                    <w:ind w:left="105" w:firstLine="0"/>
-                    <w:rPr>
-                      <w:sz w:val="19"/>
-                      <w:szCs w:val="19"/>
-                    </w:rPr>
-                  </w:pPr>
-                  <w:r>
-                    <w:rPr>
-                      <w:sz w:val="19"/>
-                      <w:szCs w:val="19"/>
-                      <w:rtl w:val="0"/>
-                    </w:rPr>
-                    <w:t xml:space="preserve">Hệ thống</w:t>
-                  </w:r>
-                </w:p>
-              </w:tc>
-              <w:tc>
-                <w:tcPr>
-                  <w:tcBorders>
-                    <w:left w:color="000000" w:space="0" w:sz="0" w:val="nil"/>
-                  </w:tcBorders>
-                </w:tcPr>
-                <w:p>
-                  <w:pPr>
-                    <w:widowControl w:val="0"/>
-                    <w:spacing w:after="40" w:lineRule="auto"/>
-                    <w:ind w:left="105" w:firstLine="0"/>
-                    <w:rPr>
-                      <w:sz w:val="19"/>
-                      <w:szCs w:val="19"/>
-                    </w:rPr>
-                  </w:pPr>
-                  <w:r>
-                    <w:rPr>
-                      <w:sz w:val="19"/>
-                      <w:szCs w:val="19"/>
-                      <w:rtl w:val="0"/>
-                    </w:rPr>
-                    <w:t xml:space="preserve">thông báo thành công</w:t>
+                    <w:t xml:space="preserve">Thông báo xác nhận nhập kho thành công. </w:t>
                   </w:r>
                 </w:p>
               </w:tc>
@@ -1841,7 +1902,7 @@
           <w:tbl>
             <w:tblPr>
               <w:tblStyle w:val="Table3"/>
-              <w:tblW w:w="6408.0" w:type="dxa"/>
+              <w:tblW w:w="6405.0" w:type="dxa"/>
               <w:jc w:val="left"/>
               <w:tblBorders>
                 <w:top w:color="000000" w:space="0" w:sz="4" w:val="single"/>
@@ -1855,14 +1916,14 @@
               <w:tblLook w:val="0000"/>
             </w:tblPr>
             <w:tblGrid>
-              <w:gridCol w:w="663"/>
-              <w:gridCol w:w="1643"/>
-              <w:gridCol w:w="4102"/>
+              <w:gridCol w:w="750"/>
+              <w:gridCol w:w="1560"/>
+              <w:gridCol w:w="4095"/>
               <w:tblGridChange w:id="0">
                 <w:tblGrid>
-                  <w:gridCol w:w="663"/>
-                  <w:gridCol w:w="1643"/>
-                  <w:gridCol w:w="4102"/>
+                  <w:gridCol w:w="750"/>
+                  <w:gridCol w:w="1560"/>
+                  <w:gridCol w:w="4095"/>
                 </w:tblGrid>
               </w:tblGridChange>
             </w:tblGrid>
@@ -2020,7 +2081,7 @@
                       <w:szCs w:val="19"/>
                       <w:rtl w:val="0"/>
                     </w:rPr>
-                    <w:t xml:space="preserve">6a1.</w:t>
+                    <w:t xml:space="preserve">7a1 </w:t>
                   </w:r>
                 </w:p>
               </w:tc>
@@ -2070,7 +2131,7 @@
                       <w:szCs w:val="19"/>
                       <w:rtl w:val="0"/>
                     </w:rPr>
-                    <w:t xml:space="preserve">Hiển thị cảnh báo mảu đỏ</w:t>
+                    <w:t xml:space="preserve">Phát hiện dữ liệu chưa hợp lệ hoặc còn thiếu thông tin. </w:t>
                   </w:r>
                 </w:p>
               </w:tc>
@@ -2098,7 +2159,7 @@
                       <w:szCs w:val="19"/>
                       <w:rtl w:val="0"/>
                     </w:rPr>
-                    <w:t xml:space="preserve">6a2.</w:t>
+                    <w:t xml:space="preserve">7a2.</w:t>
                   </w:r>
                 </w:p>
               </w:tc>
@@ -2124,7 +2185,7 @@
                       <w:szCs w:val="19"/>
                       <w:rtl w:val="0"/>
                     </w:rPr>
-                    <w:t xml:space="preserve">Bộ phận quản lý kho</w:t>
+                    <w:t xml:space="preserve">Hệ thống</w:t>
                   </w:r>
                 </w:p>
               </w:tc>
@@ -2149,7 +2210,7 @@
                       <w:szCs w:val="19"/>
                       <w:rtl w:val="0"/>
                     </w:rPr>
-                    <w:t xml:space="preserve">Nhập lý do thiếu hàng</w:t>
+                    <w:t xml:space="preserve">Hiển thị thông báo lỗi. </w:t>
                   </w:r>
                 </w:p>
               </w:tc>
@@ -2177,7 +2238,7 @@
                       <w:szCs w:val="19"/>
                       <w:rtl w:val="0"/>
                     </w:rPr>
-                    <w:t xml:space="preserve">5a.</w:t>
+                    <w:t xml:space="preserve">7a3.</w:t>
                   </w:r>
                 </w:p>
               </w:tc>
@@ -2203,7 +2264,7 @@
                       <w:szCs w:val="19"/>
                       <w:rtl w:val="0"/>
                     </w:rPr>
-                    <w:t xml:space="preserve">Bộ phận quản lý kho</w:t>
+                    <w:t xml:space="preserve">Quản lý kho </w:t>
                   </w:r>
                 </w:p>
               </w:tc>
@@ -2228,7 +2289,7 @@
                       <w:szCs w:val="19"/>
                       <w:rtl w:val="0"/>
                     </w:rPr>
-                    <w:t xml:space="preserve">nhập thêm số lượng hàng lỗi</w:t>
+                    <w:t xml:space="preserve">Quay lại bước 5</w:t>
                   </w:r>
                 </w:p>
               </w:tc>
@@ -2306,7 +2367,7 @@
                       <w:szCs w:val="19"/>
                       <w:rtl w:val="0"/>
                     </w:rPr>
-                    <w:t xml:space="preserve">Thông báo nhập thiếu ô</w:t>
+                    <w:t xml:space="preserve">Phát sinh lỗi trong quá trình cập nhật dữ liệu. </w:t>
                   </w:r>
                 </w:p>
               </w:tc>
@@ -2334,7 +2395,7 @@
                       <w:szCs w:val="19"/>
                       <w:rtl w:val="0"/>
                     </w:rPr>
-                    <w:t xml:space="preserve">8a2.</w:t>
+                    <w:t xml:space="preserve">8a1.</w:t>
                   </w:r>
                 </w:p>
               </w:tc>
@@ -2360,7 +2421,7 @@
                       <w:szCs w:val="19"/>
                       <w:rtl w:val="0"/>
                     </w:rPr>
-                    <w:t xml:space="preserve">Bộ phận quản lý kho</w:t>
+                    <w:t xml:space="preserve">Hệ thống</w:t>
                   </w:r>
                 </w:p>
               </w:tc>
@@ -2385,7 +2446,7 @@
                       <w:szCs w:val="19"/>
                       <w:rtl w:val="0"/>
                     </w:rPr>
-                    <w:t xml:space="preserve">Quay lại bước 5</w:t>
+                    <w:t xml:space="preserve">Hủy Transaction (Rollback). </w:t>
                   </w:r>
                 </w:p>
               </w:tc>
@@ -2413,7 +2474,7 @@
                       <w:szCs w:val="19"/>
                       <w:rtl w:val="0"/>
                     </w:rPr>
-                    <w:t xml:space="preserve">6b1.</w:t>
+                    <w:t xml:space="preserve">8a2</w:t>
                   </w:r>
                 </w:p>
               </w:tc>
@@ -2426,7 +2487,8 @@
                 <w:p>
                   <w:pPr>
                     <w:widowControl w:val="0"/>
-                    <w:ind w:left="113" w:firstLine="0"/>
+                    <w:spacing w:after="40" w:lineRule="auto"/>
+                    <w:ind w:left="105" w:firstLine="0"/>
                     <w:rPr>
                       <w:sz w:val="19"/>
                       <w:szCs w:val="19"/>
@@ -2463,7 +2525,7 @@
                       <w:szCs w:val="19"/>
                       <w:rtl w:val="0"/>
                     </w:rPr>
-                    <w:t xml:space="preserve">Hiển thị cảnh báo màu vàng</w:t>
+                    <w:t xml:space="preserve">Ghi log lỗi. </w:t>
                   </w:r>
                 </w:p>
               </w:tc>
@@ -2491,7 +2553,7 @@
                       <w:szCs w:val="19"/>
                       <w:rtl w:val="0"/>
                     </w:rPr>
-                    <w:t xml:space="preserve">6b2.</w:t>
+                    <w:t xml:space="preserve">8a3</w:t>
                   </w:r>
                 </w:p>
               </w:tc>
@@ -2517,7 +2579,7 @@
                       <w:szCs w:val="19"/>
                       <w:rtl w:val="0"/>
                     </w:rPr>
-                    <w:t xml:space="preserve">Bộ phận quản lý kho</w:t>
+                    <w:t xml:space="preserve">Hệ thống </w:t>
                   </w:r>
                 </w:p>
               </w:tc>
@@ -2542,7 +2604,243 @@
                       <w:szCs w:val="19"/>
                       <w:rtl w:val="0"/>
                     </w:rPr>
-                    <w:t xml:space="preserve">Xác nhận nhập thừa hàng và nhập lý do</w:t>
+                    <w:t xml:space="preserve">Hiển thị thông báo thất bại. </w:t>
+                  </w:r>
+                </w:p>
+              </w:tc>
+            </w:tr>
+            <w:tr>
+              <w:trPr>
+                <w:cantSplit w:val="0"/>
+                <w:tblHeader w:val="0"/>
+              </w:trPr>
+              <w:tc>
+                <w:tcPr/>
+                <w:p>
+                  <w:pPr>
+                    <w:spacing w:after="40" w:lineRule="auto"/>
+                    <w:ind w:left="0" w:firstLine="0"/>
+                    <w:jc w:val="left"/>
+                    <w:rPr>
+                      <w:sz w:val="19"/>
+                      <w:szCs w:val="19"/>
+                    </w:rPr>
+                  </w:pPr>
+                  <w:r>
+                    <w:rPr>
+                      <w:sz w:val="19"/>
+                      <w:szCs w:val="19"/>
+                      <w:rtl w:val="0"/>
+                    </w:rPr>
+                    <w:t xml:space="preserve">9a1.</w:t>
+                  </w:r>
+                </w:p>
+              </w:tc>
+              <w:tc>
+                <w:tcPr>
+                  <w:tcBorders>
+                    <w:right w:color="000000" w:space="0" w:sz="0" w:val="nil"/>
+                  </w:tcBorders>
+                </w:tcPr>
+                <w:p>
+                  <w:pPr>
+                    <w:widowControl w:val="0"/>
+                    <w:ind w:left="113" w:firstLine="0"/>
+                    <w:rPr>
+                      <w:sz w:val="19"/>
+                      <w:szCs w:val="19"/>
+                    </w:rPr>
+                  </w:pPr>
+                  <w:r>
+                    <w:rPr>
+                      <w:sz w:val="19"/>
+                      <w:szCs w:val="19"/>
+                      <w:rtl w:val="0"/>
+                    </w:rPr>
+                    <w:t xml:space="preserve">Hệ thống</w:t>
+                  </w:r>
+                </w:p>
+              </w:tc>
+              <w:tc>
+                <w:tcPr>
+                  <w:tcBorders>
+                    <w:left w:color="000000" w:space="0" w:sz="0" w:val="nil"/>
+                  </w:tcBorders>
+                </w:tcPr>
+                <w:p>
+                  <w:pPr>
+                    <w:widowControl w:val="0"/>
+                    <w:ind w:left="113" w:firstLine="0"/>
+                    <w:rPr>
+                      <w:sz w:val="19"/>
+                      <w:szCs w:val="19"/>
+                    </w:rPr>
+                  </w:pPr>
+                  <w:r>
+                    <w:rPr>
+                      <w:sz w:val="19"/>
+                      <w:szCs w:val="19"/>
+                      <w:rtl w:val="0"/>
+                    </w:rPr>
+                    <w:t xml:space="preserve">Phát hiện ít nhất một mặt hàng có số lượng thực nhận nhỏ hơn số lượng đặt. </w:t>
+                  </w:r>
+                </w:p>
+              </w:tc>
+            </w:tr>
+            <w:tr>
+              <w:trPr>
+                <w:cantSplit w:val="0"/>
+                <w:tblHeader w:val="0"/>
+              </w:trPr>
+              <w:tc>
+                <w:tcPr/>
+                <w:p>
+                  <w:pPr>
+                    <w:spacing w:after="40" w:lineRule="auto"/>
+                    <w:ind w:left="0" w:firstLine="0"/>
+                    <w:jc w:val="left"/>
+                    <w:rPr>
+                      <w:sz w:val="19"/>
+                      <w:szCs w:val="19"/>
+                    </w:rPr>
+                  </w:pPr>
+                  <w:r>
+                    <w:rPr>
+                      <w:sz w:val="19"/>
+                      <w:szCs w:val="19"/>
+                      <w:rtl w:val="0"/>
+                    </w:rPr>
+                    <w:t xml:space="preserve">9a2.</w:t>
+                  </w:r>
+                </w:p>
+              </w:tc>
+              <w:tc>
+                <w:tcPr>
+                  <w:tcBorders>
+                    <w:right w:color="000000" w:space="0" w:sz="0" w:val="nil"/>
+                  </w:tcBorders>
+                </w:tcPr>
+                <w:p>
+                  <w:pPr>
+                    <w:widowControl w:val="0"/>
+                    <w:spacing w:after="40" w:lineRule="auto"/>
+                    <w:ind w:left="105" w:firstLine="0"/>
+                    <w:rPr>
+                      <w:sz w:val="19"/>
+                      <w:szCs w:val="19"/>
+                    </w:rPr>
+                  </w:pPr>
+                  <w:r>
+                    <w:rPr>
+                      <w:sz w:val="19"/>
+                      <w:szCs w:val="19"/>
+                      <w:rtl w:val="0"/>
+                    </w:rPr>
+                    <w:t xml:space="preserve">Hệ thống</w:t>
+                  </w:r>
+                </w:p>
+              </w:tc>
+              <w:tc>
+                <w:tcPr>
+                  <w:tcBorders>
+                    <w:left w:color="000000" w:space="0" w:sz="0" w:val="nil"/>
+                  </w:tcBorders>
+                </w:tcPr>
+                <w:p>
+                  <w:pPr>
+                    <w:widowControl w:val="0"/>
+                    <w:ind w:left="113" w:firstLine="0"/>
+                    <w:rPr>
+                      <w:sz w:val="19"/>
+                      <w:szCs w:val="19"/>
+                    </w:rPr>
+                  </w:pPr>
+                  <w:r>
+                    <w:rPr>
+                      <w:sz w:val="19"/>
+                      <w:szCs w:val="19"/>
+                      <w:rtl w:val="0"/>
+                    </w:rPr>
+                    <w:t xml:space="preserve">Đặt trạng thái đơn hàng thành nhập thiếu</w:t>
+                  </w:r>
+                </w:p>
+              </w:tc>
+            </w:tr>
+            <w:tr>
+              <w:trPr>
+                <w:cantSplit w:val="0"/>
+                <w:tblHeader w:val="0"/>
+              </w:trPr>
+              <w:tc>
+                <w:tcPr/>
+                <w:p>
+                  <w:pPr>
+                    <w:spacing w:after="40" w:lineRule="auto"/>
+                    <w:ind w:left="0" w:firstLine="0"/>
+                    <w:jc w:val="left"/>
+                    <w:rPr>
+                      <w:sz w:val="19"/>
+                      <w:szCs w:val="19"/>
+                    </w:rPr>
+                  </w:pPr>
+                  <w:r>
+                    <w:rPr>
+                      <w:sz w:val="19"/>
+                      <w:szCs w:val="19"/>
+                      <w:rtl w:val="0"/>
+                    </w:rPr>
+                    <w:t xml:space="preserve">9a3</w:t>
+                  </w:r>
+                </w:p>
+              </w:tc>
+              <w:tc>
+                <w:tcPr>
+                  <w:tcBorders>
+                    <w:right w:color="000000" w:space="0" w:sz="0" w:val="nil"/>
+                  </w:tcBorders>
+                </w:tcPr>
+                <w:p>
+                  <w:pPr>
+                    <w:widowControl w:val="0"/>
+                    <w:spacing w:after="40" w:lineRule="auto"/>
+                    <w:ind w:left="105" w:firstLine="0"/>
+                    <w:rPr>
+                      <w:sz w:val="19"/>
+                      <w:szCs w:val="19"/>
+                    </w:rPr>
+                  </w:pPr>
+                  <w:r>
+                    <w:rPr>
+                      <w:sz w:val="19"/>
+                      <w:szCs w:val="19"/>
+                      <w:rtl w:val="0"/>
+                    </w:rPr>
+                    <w:t xml:space="preserve">Hệ thống</w:t>
+                  </w:r>
+                </w:p>
+              </w:tc>
+              <w:tc>
+                <w:tcPr>
+                  <w:tcBorders>
+                    <w:left w:color="000000" w:space="0" w:sz="0" w:val="nil"/>
+                  </w:tcBorders>
+                </w:tcPr>
+                <w:p>
+                  <w:pPr>
+                    <w:widowControl w:val="0"/>
+                    <w:ind w:left="113" w:firstLine="0"/>
+                    <w:rPr>
+                      <w:sz w:val="19"/>
+                      <w:szCs w:val="19"/>
+                    </w:rPr>
+                  </w:pPr>
+                  <w:r>
+                    <w:rPr>
+                      <w:sz w:val="19"/>
+                      <w:szCs w:val="19"/>
+                      <w:rtl w:val="0"/>
+                    </w:rPr>
+                    <w:t xml:space="preserve">Tiếp tục thực hiện bước 10</w:t>
                   </w:r>
                 </w:p>
               </w:tc>
@@ -2945,7 +3243,7 @@
                 <w:numId w:val="2"/>
               </w:numPr>
               <w:spacing w:line="288" w:lineRule="auto"/>
-              <w:ind w:left="340"/>
+              <w:ind w:left="340" w:hanging="340"/>
               <w:jc w:val="both"/>
               <w:rPr>
                 <w:sz w:val="18"/>
@@ -2997,7 +3295,7 @@
                 <w:szCs w:val="18"/>
                 <w:rtl w:val="0"/>
               </w:rPr>
-              <w:t xml:space="preserve">Mã của sản phẩm, hệ thống tự điền</w:t>
+              <w:t xml:space="preserve">Mã của sản phẩm, hệ thống tự hiển thị</w:t>
             </w:r>
           </w:p>
         </w:tc>
@@ -3080,7 +3378,7 @@
                 <w:numId w:val="2"/>
               </w:numPr>
               <w:spacing w:line="288" w:lineRule="auto"/>
-              <w:ind w:left="340"/>
+              <w:ind w:left="340" w:hanging="340"/>
               <w:jc w:val="both"/>
               <w:rPr>
                 <w:sz w:val="18"/>
@@ -3132,7 +3430,7 @@
                 <w:szCs w:val="18"/>
                 <w:rtl w:val="0"/>
               </w:rPr>
-              <w:t xml:space="preserve">Tên của mặt hàng, hệ thống tự điền</w:t>
+              <w:t xml:space="preserve">Tên của mặt hàng, hệ thống tự hiển thị</w:t>
             </w:r>
           </w:p>
         </w:tc>
@@ -3210,7 +3508,7 @@
             <w:pPr>
               <w:widowControl w:val="0"/>
               <w:spacing w:line="288" w:lineRule="auto"/>
-              <w:ind w:left="340"/>
+              <w:ind w:left="340" w:firstLine="0"/>
               <w:jc w:val="both"/>
               <w:rPr>
                 <w:sz w:val="18"/>
@@ -3265,7 +3563,7 @@
                 <w:szCs w:val="18"/>
                 <w:rtl w:val="0"/>
               </w:rPr>
-              <w:t xml:space="preserve">Số lượng trong đơn đặt, hệ thống tự điền</w:t>
+              <w:t xml:space="preserve">Số lượng trong đơn đặt, hệ thống tự hiển thị</w:t>
             </w:r>
           </w:p>
         </w:tc>
@@ -3343,7 +3641,7 @@
             <w:pPr>
               <w:widowControl w:val="0"/>
               <w:spacing w:line="288" w:lineRule="auto"/>
-              <w:ind w:left="340"/>
+              <w:ind w:left="340" w:firstLine="0"/>
               <w:jc w:val="both"/>
               <w:rPr>
                 <w:sz w:val="18"/>
@@ -3476,7 +3774,7 @@
             <w:pPr>
               <w:widowControl w:val="0"/>
               <w:spacing w:line="288" w:lineRule="auto"/>
-              <w:ind w:left="340"/>
+              <w:ind w:left="340" w:firstLine="0"/>
               <w:jc w:val="both"/>
               <w:rPr>
                 <w:sz w:val="18"/>
@@ -3510,7 +3808,7 @@
                 <w:szCs w:val="18"/>
                 <w:rtl w:val="0"/>
               </w:rPr>
-              <w:t xml:space="preserve">Số lượng hỏng</w:t>
+              <w:t xml:space="preserve">Lý do sai lệch</w:t>
             </w:r>
           </w:p>
         </w:tc>
@@ -3531,7 +3829,7 @@
                 <w:szCs w:val="18"/>
                 <w:rtl w:val="0"/>
               </w:rPr>
-              <w:t xml:space="preserve">Số lượng hàng bị hỏng, bộ phận quản lý kho điền</w:t>
+              <w:t xml:space="preserve">Lý do thừa/thiếu hàng, bộ phận quản lý kho điền nếu có sai lệch</w:t>
             </w:r>
           </w:p>
         </w:tc>
@@ -3552,7 +3850,7 @@
                 <w:szCs w:val="18"/>
                 <w:rtl w:val="0"/>
               </w:rPr>
-              <w:t xml:space="preserve">Có</w:t>
+              <w:t xml:space="preserve">Không</w:t>
             </w:r>
           </w:p>
         </w:tc>
@@ -3573,7 +3871,7 @@
                 <w:szCs w:val="18"/>
                 <w:rtl w:val="0"/>
               </w:rPr>
-              <w:t xml:space="preserve">&gt;= 0 và &lt;= thực tế, số nguyên</w:t>
+              <w:t xml:space="preserve">Bắt buộc nếu có sai lệch hoặc hàng hỏng</w:t>
             </w:r>
           </w:p>
         </w:tc>
@@ -3593,7 +3891,7 @@
                 <w:szCs w:val="18"/>
                 <w:rtl w:val="0"/>
               </w:rPr>
-              <w:t xml:space="preserve">5</w:t>
+              <w:t xml:space="preserve">Đơn vị vận chuyển gặp sự cố</w:t>
             </w:r>
           </w:p>
         </w:tc>
@@ -3609,7 +3907,7 @@
             <w:pPr>
               <w:widowControl w:val="0"/>
               <w:spacing w:line="288" w:lineRule="auto"/>
-              <w:ind w:left="340"/>
+              <w:ind w:left="340" w:firstLine="0"/>
               <w:jc w:val="both"/>
               <w:rPr>
                 <w:sz w:val="18"/>
@@ -3622,7 +3920,7 @@
                 <w:szCs w:val="18"/>
                 <w:rtl w:val="0"/>
               </w:rPr>
-              <w:t xml:space="preserve">6. </w:t>
+              <w:t xml:space="preserve">6.</w:t>
             </w:r>
           </w:p>
         </w:tc>
@@ -3643,7 +3941,7 @@
                 <w:szCs w:val="18"/>
                 <w:rtl w:val="0"/>
               </w:rPr>
-              <w:t xml:space="preserve">Lý do sai lệch</w:t>
+              <w:t xml:space="preserve">Ngày thực tế nhận hàng </w:t>
             </w:r>
           </w:p>
         </w:tc>
@@ -3664,7 +3962,7 @@
                 <w:szCs w:val="18"/>
                 <w:rtl w:val="0"/>
               </w:rPr>
-              <w:t xml:space="preserve">Lý do thừa/thiếu hàng, bộ phận quản lý kho điền nếu có sai lệch</w:t>
+              <w:t xml:space="preserve">Ngày hàng hóa được nhận tại kho </w:t>
             </w:r>
           </w:p>
         </w:tc>
@@ -3685,7 +3983,7 @@
                 <w:szCs w:val="18"/>
                 <w:rtl w:val="0"/>
               </w:rPr>
-              <w:t xml:space="preserve">Không</w:t>
+              <w:t xml:space="preserve">Có</w:t>
             </w:r>
           </w:p>
         </w:tc>
@@ -3694,19 +3992,18 @@
           <w:p>
             <w:pPr>
               <w:widowControl w:val="0"/>
-              <w:ind w:firstLine="12"/>
-              <w:rPr>
-                <w:sz w:val="18"/>
-                <w:szCs w:val="18"/>
-              </w:rPr>
-            </w:pPr>
-            <w:r>
-              <w:rPr>
-                <w:sz w:val="18"/>
-                <w:szCs w:val="18"/>
-                <w:rtl w:val="0"/>
-              </w:rPr>
-              <w:t xml:space="preserve">Bắt buộc nếu có sai lệch hoặc hàng hỏng</w:t>
+              <w:rPr>
+                <w:sz w:val="18"/>
+                <w:szCs w:val="18"/>
+              </w:rPr>
+            </w:pPr>
+            <w:r>
+              <w:rPr>
+                <w:sz w:val="18"/>
+                <w:szCs w:val="18"/>
+                <w:rtl w:val="0"/>
+              </w:rPr>
+              <w:t xml:space="preserve">Không được để trống </w:t>
             </w:r>
           </w:p>
         </w:tc>
@@ -3726,139 +4023,7 @@
                 <w:szCs w:val="18"/>
                 <w:rtl w:val="0"/>
               </w:rPr>
-              <w:t xml:space="preserve">Đơn vị vận chuyển gặp sự cố</w:t>
-            </w:r>
-          </w:p>
-        </w:tc>
-      </w:tr>
-      <w:tr>
-        <w:trPr>
-          <w:cantSplit w:val="0"/>
-          <w:tblHeader w:val="0"/>
-        </w:trPr>
-        <w:tc>
-          <w:tcPr/>
-          <w:p>
-            <w:pPr>
-              <w:widowControl w:val="0"/>
-              <w:spacing w:line="288" w:lineRule="auto"/>
-              <w:ind w:left="340"/>
-              <w:jc w:val="both"/>
-              <w:rPr>
-                <w:sz w:val="18"/>
-                <w:szCs w:val="18"/>
-              </w:rPr>
-            </w:pPr>
-            <w:r>
-              <w:rPr>
-                <w:sz w:val="18"/>
-                <w:szCs w:val="18"/>
-                <w:rtl w:val="0"/>
-              </w:rPr>
-              <w:t xml:space="preserve">7.</w:t>
-            </w:r>
-          </w:p>
-        </w:tc>
-        <w:tc>
-          <w:tcPr/>
-          <w:p>
-            <w:pPr>
-              <w:widowControl w:val="0"/>
-              <w:ind w:firstLine="12"/>
-              <w:rPr>
-                <w:sz w:val="18"/>
-                <w:szCs w:val="18"/>
-              </w:rPr>
-            </w:pPr>
-            <w:r>
-              <w:rPr>
-                <w:sz w:val="18"/>
-                <w:szCs w:val="18"/>
-                <w:rtl w:val="0"/>
-              </w:rPr>
-              <w:t xml:space="preserve">Trạng thái</w:t>
-            </w:r>
-          </w:p>
-        </w:tc>
-        <w:tc>
-          <w:tcPr/>
-          <w:p>
-            <w:pPr>
-              <w:widowControl w:val="0"/>
-              <w:ind w:firstLine="12"/>
-              <w:rPr>
-                <w:sz w:val="18"/>
-                <w:szCs w:val="18"/>
-              </w:rPr>
-            </w:pPr>
-            <w:r>
-              <w:rPr>
-                <w:sz w:val="18"/>
-                <w:szCs w:val="18"/>
-                <w:rtl w:val="0"/>
-              </w:rPr>
-              <w:t xml:space="preserve">Hệ thống tự hiển thị </w:t>
-            </w:r>
-          </w:p>
-        </w:tc>
-        <w:tc>
-          <w:tcPr/>
-          <w:p>
-            <w:pPr>
-              <w:widowControl w:val="0"/>
-              <w:ind w:firstLine="12"/>
-              <w:rPr>
-                <w:sz w:val="18"/>
-                <w:szCs w:val="18"/>
-              </w:rPr>
-            </w:pPr>
-            <w:r>
-              <w:rPr>
-                <w:sz w:val="18"/>
-                <w:szCs w:val="18"/>
-                <w:rtl w:val="0"/>
-              </w:rPr>
-              <w:t xml:space="preserve">Có</w:t>
-            </w:r>
-          </w:p>
-        </w:tc>
-        <w:tc>
-          <w:tcPr/>
-          <w:p>
-            <w:pPr>
-              <w:widowControl w:val="0"/>
-              <w:rPr>
-                <w:sz w:val="18"/>
-                <w:szCs w:val="18"/>
-              </w:rPr>
-            </w:pPr>
-            <w:r>
-              <w:rPr>
-                <w:sz w:val="18"/>
-                <w:szCs w:val="18"/>
-                <w:rtl w:val="0"/>
-              </w:rPr>
-              <w:t xml:space="preserve">OK/Thừa/Thiếu/Lỗi</w:t>
-            </w:r>
-          </w:p>
-        </w:tc>
-        <w:tc>
-          <w:tcPr/>
-          <w:p>
-            <w:pPr>
-              <w:widowControl w:val="0"/>
-              <w:rPr>
-                <w:sz w:val="18"/>
-                <w:szCs w:val="18"/>
-              </w:rPr>
-            </w:pPr>
-            <w:r>
-              <w:rPr>
-                <w:sz w:val="18"/>
-                <w:szCs w:val="18"/>
-                <w:rtl w:val="0"/>
-              </w:rPr>
-              <w:t xml:space="preserve">OK</w:t>
+              <w:t xml:space="preserve">2026-05-30 </w:t>
             </w:r>
           </w:p>
         </w:tc>
@@ -3909,14 +4074,14 @@
         <w:rPr/>
         <w:drawing>
           <wp:inline distB="114300" distT="114300" distL="114300" distR="114300">
-            <wp:extent cx="5759775" cy="6896100"/>
+            <wp:extent cx="5759775" cy="8318500"/>
             <wp:effectExtent b="0" l="0" r="0" t="0"/>
-            <wp:docPr id="2" name="image2.png"/>
+            <wp:docPr id="2" name="image1.png"/>
             <a:graphic>
               <a:graphicData uri="http://schemas.openxmlformats.org/drawingml/2006/picture">
                 <pic:pic>
                   <pic:nvPicPr>
-                    <pic:cNvPr id="0" name="image2.png"/>
+                    <pic:cNvPr id="0" name="image1.png"/>
                     <pic:cNvPicPr preferRelativeResize="0"/>
                   </pic:nvPicPr>
                   <pic:blipFill>
@@ -3929,7 +4094,7 @@
                   <pic:spPr>
                     <a:xfrm>
                       <a:off x="0" y="0"/>
-                      <a:ext cx="5759775" cy="6896100"/>
+                      <a:ext cx="5759775" cy="8318500"/>
                     </a:xfrm>
                     <a:prstGeom prst="rect"/>
                     <a:ln/>
@@ -4715,7 +4880,7 @@
 
 <file path=customXML/item1.xml><?xml version="1.0" encoding="utf-8"?>
 <go:gDocsCustomXmlDataStorage xmlns:go="http://customooxmlschemas.google.com/" xmlns:r="http://schemas.openxmlformats.org/officeDocument/2006/relationships" uri="GoogleDocsCustomDataVersion2">
-  <go:docsCustomData xmlns:go="http://customooxmlschemas.google.com/" roundtripDataSignature="AMtx7mjEMjSlUE3Ci/n7PWbDtcoK2CnlMA==">CgMxLjA4AHIhMTJ3LWFRdWZ0b29DLU92SUpUZXl0NjRDWVZ0eVU0TkVH</go:docsCustomData>
+  <go:docsCustomData xmlns:go="http://customooxmlschemas.google.com/" roundtripDataSignature="AMtx7mgly3+4iMY1dn4mjRSyM87bYE2chg==">CgMxLjA4AHIhMXlIMnZubGhEM01Qc1VuOU5UMXAwZ2t5SFoxSzhmQVB6</go:docsCustomData>
 </go:gDocsCustomXmlDataStorage>
 </file>
 
